--- a/docs/Volume_III_Pipeline_UI_and_Verification.docx
+++ b/docs/Volume_III_Pipeline_UI_and_Verification.docx
@@ -5081,6 +5081,394 @@
         <w:t>Silberschatz, A., Galvin, P. B., &amp; Gagne, G. (2018). Operating System Concepts (10th ed.). Wiley.</w:t>
       </w:r>
     </w:p>
+    <w:p>
+      <w:pPr>
+        <w:pStyle w:val="Heading2"/>
+      </w:pPr>
+      <w:r>
+        <w:rPr>
+          <w:rFonts w:ascii="Arial" w:hAnsi="Arial"/>
+          <w:b/>
+          <w:sz w:val="26"/>
+        </w:rPr>
+        <w:t>Decoupled IPC Service Communication &amp; macOS Dock Icon Resolution</w:t>
+      </w:r>
+    </w:p>
+    <w:p>
+      <w:pPr/>
+      <w:r>
+        <w:rPr>
+          <w:rFonts w:ascii="Arial" w:hAnsi="Arial"/>
+          <w:sz w:val="22"/>
+        </w:rPr>
+        <w:t>The core telemetry processing and AI inference loop is completely decoupled from the Flet dashboard. It runs as a background service process (SystemResourceOptimizerService) that initializes a local IPC TCP socket server bound to port 5050 on loopback address 127.0.0.1.</w:t>
+      </w:r>
+    </w:p>
+    <w:p>
+      <w:pPr/>
+      <w:r>
+        <w:rPr>
+          <w:rFonts w:ascii="Arial" w:hAnsi="Arial"/>
+          <w:sz w:val="22"/>
+        </w:rPr>
+        <w:t>The Flet dashboard client connects to this socket, requesting real-time telemetry updates (every 0.5s or 1.0s) and system logs via JSON-serialized request-response packets. If the connection is lost, the client automatically attempts to re-establish the connection. However, if the user explicitly stops the service via the Settings page, the dashboard sends a 'shutdown' command, which cleanly terminates the daemon (resuming all suspended background tasks), triggers a final desktop alert, and closes the dashboard GUI window.</w:t>
+      </w:r>
+    </w:p>
+    <w:p>
+      <w:pPr/>
+      <w:r>
+        <w:rPr>
+          <w:rFonts w:ascii="Arial" w:hAnsi="Arial"/>
+          <w:sz w:val="22"/>
+        </w:rPr>
+        <w:t>To allow users to temporarily pause SRO monitoring without shutting down the IPC socket server, a toggle switch for the 'Background Optimizer Engine' is implemented in the Settings tab. Toggling this OFF stops the active pipeline thread, triggers a notification, and safely resumes all suspended processes, while keeping the socket server active so the client dashboard remains connected and can re-enable the engine at any time.</w:t>
+      </w:r>
+    </w:p>
+    <w:p>
+      <w:pPr/>
+      <w:r>
+        <w:rPr>
+          <w:rFonts w:ascii="Arial" w:hAnsi="Arial"/>
+          <w:sz w:val="22"/>
+        </w:rPr>
+        <w:t>On macOS, to prevent a duplicate icon showing in the macOS Dock when the background service daemon is launched, the service is packaged as a command-line binary (console=True in the PyInstaller spec file). On Windows, it is packaged as a windowless binary (console=False) to suppress the command prompt pop-up. The Flet GUI bundle specifies LSBackgroundOnly as False in Info.plist to guarantee that macOS registers the main client app in the Dock and displays its custom logo.</w:t>
+      </w:r>
+    </w:p>
+    <w:p>
+      <w:pPr>
+        <w:pStyle w:val="Heading2"/>
+      </w:pPr>
+      <w:r>
+        <w:rPr>
+          <w:rFonts w:ascii="Arial" w:hAnsi="Arial"/>
+          <w:b/>
+          <w:sz w:val="26"/>
+        </w:rPr>
+        <w:t>macOS Launch Services Cache &amp; Command-Line Notification Limitations</w:t>
+      </w:r>
+    </w:p>
+    <w:p>
+      <w:pPr/>
+      <w:r>
+        <w:rPr>
+          <w:rFonts w:ascii="Arial" w:hAnsi="Arial"/>
+          <w:sz w:val="22"/>
+        </w:rPr>
+        <w:t>During distribution and execution of compiled Flet GUI bundles on macOS, the operating system caches application icons based on the bundle identifier in its system Launch Services database. If a version of the application was previously registered with the default Flet icon, macOS will cache it, which may lead to the coexistence of both the custom application icon and the generic Flet icon in the taskbar/Dock. Users can resolve this issue by moving the built bundle out of the build/dist directory, renaming it, or resetting the macOS Dock/Finder services (via the command: killall Dock &amp;&amp; killall Finder) to force the OS to rebuild its Launch Services cache and display the custom logo exclusively.</w:t>
+      </w:r>
+    </w:p>
+    <w:p>
+      <w:pPr/>
+      <w:r>
+        <w:rPr>
+          <w:rFonts w:ascii="Arial" w:hAnsi="Arial"/>
+          <w:sz w:val="22"/>
+        </w:rPr>
+        <w:t>Additionally, standard Python-based desktop notifications on macOS are sent using command-line AppleScript execution (via the osascript utility). Since the shell delegates execution to the system-wide 'osascript' command-line interpreter, macOS attributes the notification origin to Script Editor/osascript, thereby displaying the default Script Editor (scroll) icon. This is a default platform-specific behavior of macOS when script engines trigger user notifications, and it cannot be overriden via the command-line interface. In contrast, on Windows, notifications are triggered using the plyer library and carry the custom icon.ico file directly.</w:t>
+      </w:r>
+    </w:p>
+    <w:p>
+      <w:pPr>
+        <w:pStyle w:val="Heading2"/>
+      </w:pPr>
+      <w:r>
+        <w:rPr>
+          <w:rFonts w:ascii="Arial" w:hAnsi="Arial"/>
+          <w:b/>
+          <w:sz w:val="26"/>
+        </w:rPr>
+        <w:t>Kernel Thread Protection &amp; Thread-Safe UI Interception</w:t>
+      </w:r>
+    </w:p>
+    <w:p>
+      <w:pPr/>
+      <w:r>
+        <w:rPr>
+          <w:rFonts w:ascii="Arial" w:hAnsi="Arial"/>
+          <w:sz w:val="22"/>
+        </w:rPr>
+        <w:t>The SRO prevents UI freezes by intercepting runaway processes before they can starve the Windows kernel's interrupt handlers and compositor threads. When the GRU model predicts a bottleneck with ≥80% confidence, the Action Engine either:</w:t>
+        <w:br/>
+        <w:t xml:space="preserve">  - Suspends the process entirely (SIGSTOP / NtSuspendThread), or</w:t>
+        <w:br/>
+        <w:t xml:space="preserve">  - On supported systems, isolates the heavy task to efficiency cores (macOS) or removes its access to Core 0/1 (Windows).</w:t>
+        <w:br/>
+        <w:t>This ensures that critical UI threads (explorer.exe, dwm.exe, csrss.exe) always receive CPU time, eliminating the 'Not Responding' experience.</w:t>
+      </w:r>
+    </w:p>
+    <w:p>
+      <w:pPr>
+        <w:pStyle w:val="Heading2"/>
+      </w:pPr>
+      <w:r>
+        <w:rPr>
+          <w:rFonts w:ascii="Arial" w:hAnsi="Arial"/>
+          <w:b/>
+          <w:sz w:val="26"/>
+        </w:rPr>
+        <w:t>Elite User Experience &amp; Help System</w:t>
+      </w:r>
+    </w:p>
+    <w:p>
+      <w:pPr/>
+      <w:r>
+        <w:rPr>
+          <w:rFonts w:ascii="Arial" w:hAnsi="Arial"/>
+          <w:sz w:val="22"/>
+        </w:rPr>
+        <w:t>To ensure high user accessibility and low cognitive friction, the system implements an multi-tiered, in-app documentation framework described below:</w:t>
+      </w:r>
+    </w:p>
+    <w:tbl>
+      <w:tblPr>
+        <w:tblStyle w:val="TableGrid"/>
+        <w:tblW w:type="auto" w:w="0"/>
+        <w:tblLook w:firstColumn="1" w:firstRow="1" w:lastColumn="0" w:lastRow="0" w:noHBand="0" w:noVBand="1" w:val="04A0"/>
+      </w:tblPr>
+      <w:tblGrid>
+        <w:gridCol w:w="3120"/>
+        <w:gridCol w:w="3120"/>
+        <w:gridCol w:w="3120"/>
+      </w:tblGrid>
+      <w:tr>
+        <w:tc>
+          <w:tcPr>
+            <w:tcW w:type="dxa" w:w="3120"/>
+          </w:tcPr>
+          <w:p>
+            <w:r>
+              <w:rPr>
+                <w:rFonts w:ascii="Arial" w:hAnsi="Arial"/>
+                <w:b/>
+                <w:sz w:val="22"/>
+              </w:rPr>
+              <w:t>Format</w:t>
+            </w:r>
+          </w:p>
+        </w:tc>
+        <w:tc>
+          <w:tcPr>
+            <w:tcW w:type="dxa" w:w="3120"/>
+          </w:tcPr>
+          <w:p>
+            <w:r>
+              <w:rPr>
+                <w:rFonts w:ascii="Arial" w:hAnsi="Arial"/>
+                <w:b/>
+                <w:sz w:val="22"/>
+              </w:rPr>
+              <w:t>Where</w:t>
+            </w:r>
+          </w:p>
+        </w:tc>
+        <w:tc>
+          <w:tcPr>
+            <w:tcW w:type="dxa" w:w="3120"/>
+          </w:tcPr>
+          <w:p>
+            <w:r>
+              <w:rPr>
+                <w:rFonts w:ascii="Arial" w:hAnsi="Arial"/>
+                <w:b/>
+                <w:sz w:val="22"/>
+              </w:rPr>
+              <w:t>Content</w:t>
+            </w:r>
+          </w:p>
+        </w:tc>
+      </w:tr>
+      <w:tr>
+        <w:tc>
+          <w:tcPr>
+            <w:tcW w:type="dxa" w:w="3120"/>
+          </w:tcPr>
+          <w:p>
+            <w:r>
+              <w:rPr>
+                <w:rFonts w:ascii="Arial" w:hAnsi="Arial"/>
+                <w:sz w:val="20"/>
+              </w:rPr>
+              <w:t>Tooltips</w:t>
+            </w:r>
+          </w:p>
+        </w:tc>
+        <w:tc>
+          <w:tcPr>
+            <w:tcW w:type="dxa" w:w="3120"/>
+          </w:tcPr>
+          <w:p>
+            <w:r>
+              <w:rPr>
+                <w:rFonts w:ascii="Arial" w:hAnsi="Arial"/>
+                <w:sz w:val="20"/>
+              </w:rPr>
+              <w:t>Hover over any UI element (ⓘ icon)</w:t>
+            </w:r>
+          </w:p>
+        </w:tc>
+        <w:tc>
+          <w:tcPr>
+            <w:tcW w:type="dxa" w:w="3120"/>
+          </w:tcPr>
+          <w:p>
+            <w:r>
+              <w:rPr>
+                <w:rFonts w:ascii="Arial" w:hAnsi="Arial"/>
+                <w:sz w:val="20"/>
+              </w:rPr>
+              <w:t>1-sentence explanation</w:t>
+            </w:r>
+          </w:p>
+        </w:tc>
+      </w:tr>
+      <w:tr>
+        <w:tc>
+          <w:tcPr>
+            <w:tcW w:type="dxa" w:w="3120"/>
+          </w:tcPr>
+          <w:p>
+            <w:r>
+              <w:rPr>
+                <w:rFonts w:ascii="Arial" w:hAnsi="Arial"/>
+                <w:sz w:val="20"/>
+              </w:rPr>
+              <w:t>Quick Start Guide (1 page PDF)</w:t>
+            </w:r>
+          </w:p>
+        </w:tc>
+        <w:tc>
+          <w:tcPr>
+            <w:tcW w:type="dxa" w:w="3120"/>
+          </w:tcPr>
+          <w:p>
+            <w:r>
+              <w:rPr>
+                <w:rFonts w:ascii="Arial" w:hAnsi="Arial"/>
+                <w:sz w:val="20"/>
+              </w:rPr>
+              <w:t>In the installer folder or Help menu</w:t>
+            </w:r>
+          </w:p>
+        </w:tc>
+        <w:tc>
+          <w:tcPr>
+            <w:tcW w:type="dxa" w:w="3120"/>
+          </w:tcPr>
+          <w:p>
+            <w:r>
+              <w:rPr>
+                <w:rFonts w:ascii="Arial" w:hAnsi="Arial"/>
+                <w:sz w:val="20"/>
+              </w:rPr>
+              <w:t>5 steps: Install → Launch → Wait 60s → Toggle Auto-Pilot → Done</w:t>
+            </w:r>
+          </w:p>
+        </w:tc>
+      </w:tr>
+      <w:tr>
+        <w:tc>
+          <w:tcPr>
+            <w:tcW w:type="dxa" w:w="3120"/>
+          </w:tcPr>
+          <w:p>
+            <w:r>
+              <w:rPr>
+                <w:rFonts w:ascii="Arial" w:hAnsi="Arial"/>
+                <w:sz w:val="20"/>
+              </w:rPr>
+              <w:t>In-app "Help" sidebar</w:t>
+            </w:r>
+          </w:p>
+        </w:tc>
+        <w:tc>
+          <w:tcPr>
+            <w:tcW w:type="dxa" w:w="3120"/>
+          </w:tcPr>
+          <w:p>
+            <w:r>
+              <w:rPr>
+                <w:rFonts w:ascii="Arial" w:hAnsi="Arial"/>
+                <w:sz w:val="20"/>
+              </w:rPr>
+              <w:t>Click ❔ icon, slides out from right</w:t>
+            </w:r>
+          </w:p>
+        </w:tc>
+        <w:tc>
+          <w:tcPr>
+            <w:tcW w:type="dxa" w:w="3120"/>
+          </w:tcPr>
+          <w:p>
+            <w:r>
+              <w:rPr>
+                <w:rFonts w:ascii="Arial" w:hAnsi="Arial"/>
+                <w:sz w:val="20"/>
+              </w:rPr>
+              <w:t>FAQ: Why suspend not kill? What is whitelist? How to restore?</w:t>
+            </w:r>
+          </w:p>
+        </w:tc>
+      </w:tr>
+      <w:tr>
+        <w:tc>
+          <w:tcPr>
+            <w:tcW w:type="dxa" w:w="3120"/>
+          </w:tcPr>
+          <w:p>
+            <w:r>
+              <w:rPr>
+                <w:rFonts w:ascii="Arial" w:hAnsi="Arial"/>
+                <w:sz w:val="20"/>
+              </w:rPr>
+              <w:t>Video demo link</w:t>
+            </w:r>
+          </w:p>
+        </w:tc>
+        <w:tc>
+          <w:tcPr>
+            <w:tcW w:type="dxa" w:w="3120"/>
+          </w:tcPr>
+          <w:p>
+            <w:r>
+              <w:rPr>
+                <w:rFonts w:ascii="Arial" w:hAnsi="Arial"/>
+                <w:sz w:val="20"/>
+              </w:rPr>
+              <w:t>Help menu → "Watch 1-min demo"</w:t>
+            </w:r>
+          </w:p>
+        </w:tc>
+        <w:tc>
+          <w:tcPr>
+            <w:tcW w:type="dxa" w:w="3120"/>
+          </w:tcPr>
+          <w:p>
+            <w:r>
+              <w:rPr>
+                <w:rFonts w:ascii="Arial" w:hAnsi="Arial"/>
+                <w:sz w:val="20"/>
+              </w:rPr>
+              <w:t>YouTube unlisted or local MP4 (show live responsiveness)</w:t>
+            </w:r>
+          </w:p>
+        </w:tc>
+      </w:tr>
+    </w:tbl>
+    <w:p>
+      <w:pPr/>
+    </w:p>
+    <w:p>
+      <w:pPr/>
+      <w:r>
+        <w:rPr>
+          <w:rFonts w:ascii="Arial" w:hAnsi="Arial"/>
+          <w:b/>
+          <w:i/>
+          <w:sz w:val="22"/>
+        </w:rPr>
+        <w:t>Do NOT force the user to read a 20-page document. That is the opposite of an ‘elite’ user experience.</w:t>
+      </w:r>
+    </w:p>
     <w:sectPr>
       <w:pgSz w:w="12240" w:h="15840"/>
       <w:pgMar w:top="1440" w:right="1440" w:bottom="1440" w:left="1440" w:header="720" w:footer="720" w:gutter="0"/>

--- a/docs/Volume_III_Pipeline_UI_and_Verification.docx
+++ b/docs/Volume_III_Pipeline_UI_and_Verification.docx
@@ -5117,11 +5117,7 @@
     <w:p>
       <w:pPr/>
       <w:r>
-        <w:rPr>
-          <w:rFonts w:ascii="Arial" w:hAnsi="Arial"/>
-          <w:sz w:val="22"/>
-        </w:rPr>
-        <w:t>To allow users to temporarily pause SRO monitoring without shutting down the IPC socket server, a toggle switch for the 'Background Optimizer Engine' is implemented in the Settings tab. Toggling this OFF stops the active pipeline thread, triggers a notification, and safely resumes all suspended processes, while keeping the socket server active so the client dashboard remains connected and can re-enable the engine at any time.</w:t>
+        <w:t>To allow users to temporarily pause SRO monitoring without shutting down the IPC socket server, a toggle switch for the 'Background Optimizer Engine' is implemented in the Settings tab. Toggling this OFF stops the active pipeline thread, triggers a notification, and safely resumes all suspended processes. Toggling the switch back ON cleanly restarts the telemetry pipeline loop and reactivates the Action Engine's auto-resume watchdog thread, while keeping the socket server active so the client dashboard remains connected and can control the engine at any time.</w:t>
       </w:r>
     </w:p>
     <w:p>
@@ -5160,11 +5156,7 @@
     <w:p>
       <w:pPr/>
       <w:r>
-        <w:rPr>
-          <w:rFonts w:ascii="Arial" w:hAnsi="Arial"/>
-          <w:sz w:val="22"/>
-        </w:rPr>
-        <w:t>Additionally, standard Python-based desktop notifications on macOS are sent using command-line AppleScript execution (via the osascript utility). Since the shell delegates execution to the system-wide 'osascript' command-line interpreter, macOS attributes the notification origin to Script Editor/osascript, thereby displaying the default Script Editor (scroll) icon. This is a default platform-specific behavior of macOS when script engines trigger user notifications, and it cannot be overriden via the command-line interface. In contrast, on Windows, notifications are triggered using the plyer library and carry the custom icon.ico file directly.</w:t>
+        <w:t>Additionally, standard Python-based desktop notifications on macOS are sent using command-line AppleScript execution (via the osascript utility). To ensure instant, non-blocking delivery and prevent macOS from incurring LaunchServices lookup delays (which can hang notification delivery for up to 5 minutes when the GUI is open or closed), the notifications are sent directly using the AppleScript 'display notification' command without any application tell blocks. Because the execution is handled by osascript, macOS attributes the notification origin to osascript, which is a necessary trade-off to achieve reliable and immediate cross-process alerting on macOS. In contrast, on Windows, notifications are triggered using the plyer library and carry the custom icon.ico file directly.</w:t>
       </w:r>
     </w:p>
     <w:p>
